--- a/preview/docxs/41-ats-compact-safe.docx
+++ b/preview/docxs/41-ats-compact-safe.docx
@@ -508,7 +508,7 @@
         </w:rPr>
         <w:t xml:space="preserve">Demo: </w:t>
       </w:r>
-      <w:hyperlink w:history="1" r:id="rIdomx0r5qij4kumqhtebw5b">
+      <w:hyperlink w:history="1" r:id="rIdprhlw0vrnl5rfhadnwbs-">
         <w:r>
           <w:rPr>
             <w:color w:val="3f3f46"/>
@@ -536,7 +536,7 @@
         </w:rPr>
         <w:t xml:space="preserve">Code: </w:t>
       </w:r>
-      <w:hyperlink w:history="1" r:id="rIdt4atz9p37cacfkb5taq7d">
+      <w:hyperlink w:history="1" r:id="rIdnrwt-fyyfb701bmpnplql">
         <w:r>
           <w:rPr>
             <w:color w:val="3f3f46"/>
@@ -626,7 +626,7 @@
         </w:rPr>
         <w:t xml:space="preserve">Demo: </w:t>
       </w:r>
-      <w:hyperlink w:history="1" r:id="rIdg4vlabk1pmd1phgtvmed-">
+      <w:hyperlink w:history="1" r:id="rIdfci3zncydt-_kg3eaep6g">
         <w:r>
           <w:rPr>
             <w:color w:val="3f3f46"/>
@@ -1060,7 +1060,7 @@
         </w:rPr>
         <w:t xml:space="preserve">Portfolio: </w:t>
       </w:r>
-      <w:hyperlink w:history="1" r:id="rIdwb1mtepxuon2gzrgk-ofp">
+      <w:hyperlink w:history="1" r:id="rId2wugfk8ddtamfzkmrurqg">
         <w:r>
           <w:rPr>
             <w:color w:val="3f3f46"/>
